--- a/23_20th_Century_Innovators_Business_Science_Philanthropy_Student_Worksheet.docx
+++ b/23_20th_Century_Innovators_Business_Science_Philanthropy_Student_Worksheet.docx
@@ -3675,6 +3675,7 @@
     <w:p>
       <w:pPr>
         <w:keepNext/>
+        <w:pageBreakBefore/>
         <w:pBdr>
           <w:top w:val="single" w:sz="4" w:space="4" w:color="007A3D"/>
           <w:left w:val="single" w:sz="4" w:space="6" w:color="007A3D"/>
